--- a/workshop_prep/Bridge_Item5_Wholesale_PreRead.docx
+++ b/workshop_prep/Bridge_Item5_Wholesale_PreRead.docx
@@ -219,6 +219,19 @@
       </w:r>
     </w:p>
     <w:p>
+      <w:pPr>
+        <w:pStyle w:val="ListParagraph"/>
+        <w:numPr>
+          <w:ilvl w:val="0"/>
+          <w:numId w:val="2"/>
+        </w:numPr>
+        <w:spacing w:after="80"/>
+      </w:pPr>
+      <w:r>
+        <w:t xml:space="preserve">2026 YTD check-in (Section 9): the Reorder-margin-below-Preorder gap has reversed company-wide (−2.2pt in FY2025 to +5.3pt in YTD2026), though the core-only (ex-special-account) view is more muted (−1.5pt to +0.6pt). At Intersport, Astral GTX Reorder units already exceed Preorder units in 2026 with no visible sign of the live price increase suppressing reorder volume there.</w:t>
+      </w:r>
+    </w:p>
+    <w:p>
       <w:r>
         <w:br w:type="page"/>
       </w:r>
@@ -5445,7 +5458,1059 @@
         <w:spacing w:after="160" w:before="320"/>
       </w:pPr>
       <w:r>
-        <w:t xml:space="preserve">9. Consolidated open questions</w:t>
+        <w:t xml:space="preserve">9. 2026 YTD check-in: the Reorder margin gap has reversed</w:t>
+      </w:r>
+    </w:p>
+    <w:p>
+      <w:pPr>
+        <w:pBdr>
+          <w:top w:val="single" w:color="999999" w:sz="6"/>
+          <w:bottom w:val="single" w:color="999999" w:sz="6"/>
+          <w:left w:val="single" w:color="999999" w:sz="6"/>
+          <w:right w:val="single" w:color="999999" w:sz="6"/>
+        </w:pBdr>
+        <w:shd w:fill="EFEFEF" w:val="clear"/>
+        <w:spacing w:after="240" w:before="160"/>
+        <w:ind w:left="100" w:right="100"/>
+      </w:pPr>
+      <w:r>
+        <w:rPr>
+          <w:b/>
+          <w:bCs/>
+          <w:sz w:val="22"/>
+          <w:szCs w:val="22"/>
+        </w:rPr>
+        <w:t xml:space="preserve">A 2026 YTD sales extract (as of 2026-07-28) arrived after this note was written. Caveat: neither this file nor the FY2024/2025 extracts have a date field, so the comparison period can't be matched exactly -- this cut covers an estimated 40-44% of a year, cross-checked against the P&amp;L's YTD columns. Every year in this data has shown its own one-off distortions, so treat this as a strong directional read, not a confirmed annual number.</w:t>
+      </w:r>
+    </w:p>
+    <w:tbl>
+      <w:tblPr>
+        <w:tblW w:type="dxa" w:w="9350"/>
+        <w:tblBorders>
+          <w:top w:val="single" w:color="auto" w:sz="4"/>
+          <w:left w:val="single" w:color="auto" w:sz="4"/>
+          <w:bottom w:val="single" w:color="auto" w:sz="4"/>
+          <w:right w:val="single" w:color="auto" w:sz="4"/>
+          <w:insideH w:val="single" w:color="auto" w:sz="4"/>
+          <w:insideV w:val="single" w:color="auto" w:sz="4"/>
+        </w:tblBorders>
+      </w:tblPr>
+      <w:tblGrid>
+        <w:gridCol w:w="3600"/>
+        <w:gridCol w:w="1950"/>
+        <w:gridCol w:w="1950"/>
+        <w:gridCol w:w="1850"/>
+      </w:tblGrid>
+      <w:tr>
+        <w:trPr>
+          <w:tblHeader/>
+        </w:trPr>
+        <w:tc>
+          <w:tcPr>
+            <w:tcW w:type="dxa" w:w="3600"/>
+            <w:shd w:fill="2F2F2F" w:val="clear"/>
+            <w:tcMar>
+              <w:top w:type="dxa" w:w="60"/>
+              <w:left w:type="dxa" w:w="100"/>
+              <w:bottom w:type="dxa" w:w="60"/>
+              <w:right w:type="dxa" w:w="100"/>
+            </w:tcMar>
+            <w:vAlign w:val="center"/>
+          </w:tcPr>
+          <w:p>
+            <w:pPr>
+              <w:jc w:val="left"/>
+            </w:pPr>
+            <w:r>
+              <w:rPr>
+                <w:b/>
+                <w:bCs/>
+                <w:color w:val="FFFFFF"/>
+                <w:sz w:val="19"/>
+                <w:szCs w:val="19"/>
+              </w:rPr>
+              <w:t xml:space="preserve">Scope / Period</w:t>
+            </w:r>
+          </w:p>
+        </w:tc>
+        <w:tc>
+          <w:tcPr>
+            <w:tcW w:type="dxa" w:w="1950"/>
+            <w:shd w:fill="2F2F2F" w:val="clear"/>
+            <w:tcMar>
+              <w:top w:type="dxa" w:w="60"/>
+              <w:left w:type="dxa" w:w="100"/>
+              <w:bottom w:type="dxa" w:w="60"/>
+              <w:right w:type="dxa" w:w="100"/>
+            </w:tcMar>
+            <w:vAlign w:val="center"/>
+          </w:tcPr>
+          <w:p>
+            <w:pPr>
+              <w:jc w:val="center"/>
+            </w:pPr>
+            <w:r>
+              <w:rPr>
+                <w:b/>
+                <w:bCs/>
+                <w:color w:val="FFFFFF"/>
+                <w:sz w:val="19"/>
+                <w:szCs w:val="19"/>
+              </w:rPr>
+              <w:t xml:space="preserve">Preorder GM%</w:t>
+            </w:r>
+          </w:p>
+        </w:tc>
+        <w:tc>
+          <w:tcPr>
+            <w:tcW w:type="dxa" w:w="1950"/>
+            <w:shd w:fill="2F2F2F" w:val="clear"/>
+            <w:tcMar>
+              <w:top w:type="dxa" w:w="60"/>
+              <w:left w:type="dxa" w:w="100"/>
+              <w:bottom w:type="dxa" w:w="60"/>
+              <w:right w:type="dxa" w:w="100"/>
+            </w:tcMar>
+            <w:vAlign w:val="center"/>
+          </w:tcPr>
+          <w:p>
+            <w:pPr>
+              <w:jc w:val="center"/>
+            </w:pPr>
+            <w:r>
+              <w:rPr>
+                <w:b/>
+                <w:bCs/>
+                <w:color w:val="FFFFFF"/>
+                <w:sz w:val="19"/>
+                <w:szCs w:val="19"/>
+              </w:rPr>
+              <w:t xml:space="preserve">Reorder GM%</w:t>
+            </w:r>
+          </w:p>
+        </w:tc>
+        <w:tc>
+          <w:tcPr>
+            <w:tcW w:type="dxa" w:w="1850"/>
+            <w:shd w:fill="2F2F2F" w:val="clear"/>
+            <w:tcMar>
+              <w:top w:type="dxa" w:w="60"/>
+              <w:left w:type="dxa" w:w="100"/>
+              <w:bottom w:type="dxa" w:w="60"/>
+              <w:right w:type="dxa" w:w="100"/>
+            </w:tcMar>
+            <w:vAlign w:val="center"/>
+          </w:tcPr>
+          <w:p>
+            <w:pPr>
+              <w:jc w:val="center"/>
+            </w:pPr>
+            <w:r>
+              <w:rPr>
+                <w:b/>
+                <w:bCs/>
+                <w:color w:val="FFFFFF"/>
+                <w:sz w:val="19"/>
+                <w:szCs w:val="19"/>
+              </w:rPr>
+              <w:t xml:space="preserve">Gap</w:t>
+            </w:r>
+          </w:p>
+        </w:tc>
+      </w:tr>
+      <w:tr>
+        <w:tc>
+          <w:tcPr>
+            <w:tcW w:type="dxa" w:w="3600"/>
+            <w:tcMar>
+              <w:top w:type="dxa" w:w="60"/>
+              <w:left w:type="dxa" w:w="100"/>
+              <w:bottom w:type="dxa" w:w="60"/>
+              <w:right w:type="dxa" w:w="100"/>
+            </w:tcMar>
+            <w:vAlign w:val="center"/>
+          </w:tcPr>
+          <w:p>
+            <w:pPr>
+              <w:jc w:val="left"/>
+            </w:pPr>
+            <w:r>
+              <w:rPr>
+                <w:b w:val="false"/>
+                <w:bCs w:val="false"/>
+                <w:color w:val="000000"/>
+                <w:sz w:val="19"/>
+                <w:szCs w:val="19"/>
+              </w:rPr>
+              <w:t xml:space="preserve">All Wholesale accounts, FY2025</w:t>
+            </w:r>
+          </w:p>
+        </w:tc>
+        <w:tc>
+          <w:tcPr>
+            <w:tcW w:type="dxa" w:w="1950"/>
+            <w:tcMar>
+              <w:top w:type="dxa" w:w="60"/>
+              <w:left w:type="dxa" w:w="100"/>
+              <w:bottom w:type="dxa" w:w="60"/>
+              <w:right w:type="dxa" w:w="100"/>
+            </w:tcMar>
+            <w:vAlign w:val="center"/>
+          </w:tcPr>
+          <w:p>
+            <w:pPr>
+              <w:jc w:val="center"/>
+            </w:pPr>
+            <w:r>
+              <w:rPr>
+                <w:b w:val="false"/>
+                <w:bCs w:val="false"/>
+                <w:color w:val="000000"/>
+                <w:sz w:val="19"/>
+                <w:szCs w:val="19"/>
+              </w:rPr>
+              <w:t xml:space="preserve">40.9%</w:t>
+            </w:r>
+          </w:p>
+        </w:tc>
+        <w:tc>
+          <w:tcPr>
+            <w:tcW w:type="dxa" w:w="1950"/>
+            <w:tcMar>
+              <w:top w:type="dxa" w:w="60"/>
+              <w:left w:type="dxa" w:w="100"/>
+              <w:bottom w:type="dxa" w:w="60"/>
+              <w:right w:type="dxa" w:w="100"/>
+            </w:tcMar>
+            <w:vAlign w:val="center"/>
+          </w:tcPr>
+          <w:p>
+            <w:pPr>
+              <w:jc w:val="center"/>
+            </w:pPr>
+            <w:r>
+              <w:rPr>
+                <w:b w:val="false"/>
+                <w:bCs w:val="false"/>
+                <w:color w:val="000000"/>
+                <w:sz w:val="19"/>
+                <w:szCs w:val="19"/>
+              </w:rPr>
+              <w:t xml:space="preserve">38.7%</w:t>
+            </w:r>
+          </w:p>
+        </w:tc>
+        <w:tc>
+          <w:tcPr>
+            <w:tcW w:type="dxa" w:w="1850"/>
+            <w:tcMar>
+              <w:top w:type="dxa" w:w="60"/>
+              <w:left w:type="dxa" w:w="100"/>
+              <w:bottom w:type="dxa" w:w="60"/>
+              <w:right w:type="dxa" w:w="100"/>
+            </w:tcMar>
+            <w:vAlign w:val="center"/>
+          </w:tcPr>
+          <w:p>
+            <w:pPr>
+              <w:jc w:val="center"/>
+            </w:pPr>
+            <w:r>
+              <w:rPr>
+                <w:b w:val="false"/>
+                <w:bCs w:val="false"/>
+                <w:color w:val="000000"/>
+                <w:sz w:val="19"/>
+                <w:szCs w:val="19"/>
+              </w:rPr>
+              <w:t xml:space="preserve">Reorder −2.2pt</w:t>
+            </w:r>
+          </w:p>
+        </w:tc>
+      </w:tr>
+      <w:tr>
+        <w:tc>
+          <w:tcPr>
+            <w:tcW w:type="dxa" w:w="3600"/>
+            <w:shd w:fill="F5F5F5" w:val="clear"/>
+            <w:tcMar>
+              <w:top w:type="dxa" w:w="60"/>
+              <w:left w:type="dxa" w:w="100"/>
+              <w:bottom w:type="dxa" w:w="60"/>
+              <w:right w:type="dxa" w:w="100"/>
+            </w:tcMar>
+            <w:vAlign w:val="center"/>
+          </w:tcPr>
+          <w:p>
+            <w:pPr>
+              <w:jc w:val="left"/>
+            </w:pPr>
+            <w:r>
+              <w:rPr>
+                <w:b w:val="false"/>
+                <w:bCs w:val="false"/>
+                <w:color w:val="000000"/>
+                <w:sz w:val="19"/>
+                <w:szCs w:val="19"/>
+              </w:rPr>
+              <w:t xml:space="preserve">All Wholesale accounts, YTD2026</w:t>
+            </w:r>
+          </w:p>
+        </w:tc>
+        <w:tc>
+          <w:tcPr>
+            <w:tcW w:type="dxa" w:w="1950"/>
+            <w:shd w:fill="F5F5F5" w:val="clear"/>
+            <w:tcMar>
+              <w:top w:type="dxa" w:w="60"/>
+              <w:left w:type="dxa" w:w="100"/>
+              <w:bottom w:type="dxa" w:w="60"/>
+              <w:right w:type="dxa" w:w="100"/>
+            </w:tcMar>
+            <w:vAlign w:val="center"/>
+          </w:tcPr>
+          <w:p>
+            <w:pPr>
+              <w:jc w:val="center"/>
+            </w:pPr>
+            <w:r>
+              <w:rPr>
+                <w:b w:val="false"/>
+                <w:bCs w:val="false"/>
+                <w:color w:val="000000"/>
+                <w:sz w:val="19"/>
+                <w:szCs w:val="19"/>
+              </w:rPr>
+              <w:t xml:space="preserve">43.2%</w:t>
+            </w:r>
+          </w:p>
+        </w:tc>
+        <w:tc>
+          <w:tcPr>
+            <w:tcW w:type="dxa" w:w="1950"/>
+            <w:shd w:fill="F5F5F5" w:val="clear"/>
+            <w:tcMar>
+              <w:top w:type="dxa" w:w="60"/>
+              <w:left w:type="dxa" w:w="100"/>
+              <w:bottom w:type="dxa" w:w="60"/>
+              <w:right w:type="dxa" w:w="100"/>
+            </w:tcMar>
+            <w:vAlign w:val="center"/>
+          </w:tcPr>
+          <w:p>
+            <w:pPr>
+              <w:jc w:val="center"/>
+            </w:pPr>
+            <w:r>
+              <w:rPr>
+                <w:b w:val="false"/>
+                <w:bCs w:val="false"/>
+                <w:color w:val="000000"/>
+                <w:sz w:val="19"/>
+                <w:szCs w:val="19"/>
+              </w:rPr>
+              <w:t xml:space="preserve">48.5%</w:t>
+            </w:r>
+          </w:p>
+        </w:tc>
+        <w:tc>
+          <w:tcPr>
+            <w:tcW w:type="dxa" w:w="1850"/>
+            <w:shd w:fill="F5F5F5" w:val="clear"/>
+            <w:tcMar>
+              <w:top w:type="dxa" w:w="60"/>
+              <w:left w:type="dxa" w:w="100"/>
+              <w:bottom w:type="dxa" w:w="60"/>
+              <w:right w:type="dxa" w:w="100"/>
+            </w:tcMar>
+            <w:vAlign w:val="center"/>
+          </w:tcPr>
+          <w:p>
+            <w:pPr>
+              <w:jc w:val="center"/>
+            </w:pPr>
+            <w:r>
+              <w:rPr>
+                <w:b w:val="false"/>
+                <w:bCs w:val="false"/>
+                <w:color w:val="000000"/>
+                <w:sz w:val="19"/>
+                <w:szCs w:val="19"/>
+              </w:rPr>
+              <w:t xml:space="preserve">Reorder +5.3pt</w:t>
+            </w:r>
+          </w:p>
+        </w:tc>
+      </w:tr>
+      <w:tr>
+        <w:tc>
+          <w:tcPr>
+            <w:tcW w:type="dxa" w:w="3600"/>
+            <w:tcMar>
+              <w:top w:type="dxa" w:w="60"/>
+              <w:left w:type="dxa" w:w="100"/>
+              <w:bottom w:type="dxa" w:w="60"/>
+              <w:right w:type="dxa" w:w="100"/>
+            </w:tcMar>
+            <w:vAlign w:val="center"/>
+          </w:tcPr>
+          <w:p>
+            <w:pPr>
+              <w:jc w:val="left"/>
+            </w:pPr>
+            <w:r>
+              <w:rPr>
+                <w:b w:val="false"/>
+                <w:bCs w:val="false"/>
+                <w:color w:val="000000"/>
+                <w:sz w:val="19"/>
+                <w:szCs w:val="19"/>
+              </w:rPr>
+              <w:t xml:space="preserve">Core only (ex-special accounts), FY2025</w:t>
+            </w:r>
+          </w:p>
+        </w:tc>
+        <w:tc>
+          <w:tcPr>
+            <w:tcW w:type="dxa" w:w="1950"/>
+            <w:tcMar>
+              <w:top w:type="dxa" w:w="60"/>
+              <w:left w:type="dxa" w:w="100"/>
+              <w:bottom w:type="dxa" w:w="60"/>
+              <w:right w:type="dxa" w:w="100"/>
+            </w:tcMar>
+            <w:vAlign w:val="center"/>
+          </w:tcPr>
+          <w:p>
+            <w:pPr>
+              <w:jc w:val="center"/>
+            </w:pPr>
+            <w:r>
+              <w:rPr>
+                <w:b w:val="false"/>
+                <w:bCs w:val="false"/>
+                <w:color w:val="000000"/>
+                <w:sz w:val="19"/>
+                <w:szCs w:val="19"/>
+              </w:rPr>
+              <w:t xml:space="preserve">44.9%</w:t>
+            </w:r>
+          </w:p>
+        </w:tc>
+        <w:tc>
+          <w:tcPr>
+            <w:tcW w:type="dxa" w:w="1950"/>
+            <w:tcMar>
+              <w:top w:type="dxa" w:w="60"/>
+              <w:left w:type="dxa" w:w="100"/>
+              <w:bottom w:type="dxa" w:w="60"/>
+              <w:right w:type="dxa" w:w="100"/>
+            </w:tcMar>
+            <w:vAlign w:val="center"/>
+          </w:tcPr>
+          <w:p>
+            <w:pPr>
+              <w:jc w:val="center"/>
+            </w:pPr>
+            <w:r>
+              <w:rPr>
+                <w:b w:val="false"/>
+                <w:bCs w:val="false"/>
+                <w:color w:val="000000"/>
+                <w:sz w:val="19"/>
+                <w:szCs w:val="19"/>
+              </w:rPr>
+              <w:t xml:space="preserve">43.4%</w:t>
+            </w:r>
+          </w:p>
+        </w:tc>
+        <w:tc>
+          <w:tcPr>
+            <w:tcW w:type="dxa" w:w="1850"/>
+            <w:tcMar>
+              <w:top w:type="dxa" w:w="60"/>
+              <w:left w:type="dxa" w:w="100"/>
+              <w:bottom w:type="dxa" w:w="60"/>
+              <w:right w:type="dxa" w:w="100"/>
+            </w:tcMar>
+            <w:vAlign w:val="center"/>
+          </w:tcPr>
+          <w:p>
+            <w:pPr>
+              <w:jc w:val="center"/>
+            </w:pPr>
+            <w:r>
+              <w:rPr>
+                <w:b w:val="false"/>
+                <w:bCs w:val="false"/>
+                <w:color w:val="000000"/>
+                <w:sz w:val="19"/>
+                <w:szCs w:val="19"/>
+              </w:rPr>
+              <w:t xml:space="preserve">Reorder −1.5pt</w:t>
+            </w:r>
+          </w:p>
+        </w:tc>
+      </w:tr>
+      <w:tr>
+        <w:tc>
+          <w:tcPr>
+            <w:tcW w:type="dxa" w:w="3600"/>
+            <w:shd w:fill="F5F5F5" w:val="clear"/>
+            <w:tcMar>
+              <w:top w:type="dxa" w:w="60"/>
+              <w:left w:type="dxa" w:w="100"/>
+              <w:bottom w:type="dxa" w:w="60"/>
+              <w:right w:type="dxa" w:w="100"/>
+            </w:tcMar>
+            <w:vAlign w:val="center"/>
+          </w:tcPr>
+          <w:p>
+            <w:pPr>
+              <w:jc w:val="left"/>
+            </w:pPr>
+            <w:r>
+              <w:rPr>
+                <w:b w:val="false"/>
+                <w:bCs w:val="false"/>
+                <w:color w:val="000000"/>
+                <w:sz w:val="19"/>
+                <w:szCs w:val="19"/>
+              </w:rPr>
+              <w:t xml:space="preserve">Core only (ex-special accounts), YTD2026</w:t>
+            </w:r>
+          </w:p>
+        </w:tc>
+        <w:tc>
+          <w:tcPr>
+            <w:tcW w:type="dxa" w:w="1950"/>
+            <w:shd w:fill="F5F5F5" w:val="clear"/>
+            <w:tcMar>
+              <w:top w:type="dxa" w:w="60"/>
+              <w:left w:type="dxa" w:w="100"/>
+              <w:bottom w:type="dxa" w:w="60"/>
+              <w:right w:type="dxa" w:w="100"/>
+            </w:tcMar>
+            <w:vAlign w:val="center"/>
+          </w:tcPr>
+          <w:p>
+            <w:pPr>
+              <w:jc w:val="center"/>
+            </w:pPr>
+            <w:r>
+              <w:rPr>
+                <w:b w:val="false"/>
+                <w:bCs w:val="false"/>
+                <w:color w:val="000000"/>
+                <w:sz w:val="19"/>
+                <w:szCs w:val="19"/>
+              </w:rPr>
+              <w:t xml:space="preserve">47.9%</w:t>
+            </w:r>
+          </w:p>
+        </w:tc>
+        <w:tc>
+          <w:tcPr>
+            <w:tcW w:type="dxa" w:w="1950"/>
+            <w:shd w:fill="F5F5F5" w:val="clear"/>
+            <w:tcMar>
+              <w:top w:type="dxa" w:w="60"/>
+              <w:left w:type="dxa" w:w="100"/>
+              <w:bottom w:type="dxa" w:w="60"/>
+              <w:right w:type="dxa" w:w="100"/>
+            </w:tcMar>
+            <w:vAlign w:val="center"/>
+          </w:tcPr>
+          <w:p>
+            <w:pPr>
+              <w:jc w:val="center"/>
+            </w:pPr>
+            <w:r>
+              <w:rPr>
+                <w:b w:val="false"/>
+                <w:bCs w:val="false"/>
+                <w:color w:val="000000"/>
+                <w:sz w:val="19"/>
+                <w:szCs w:val="19"/>
+              </w:rPr>
+              <w:t xml:space="preserve">48.5%</w:t>
+            </w:r>
+          </w:p>
+        </w:tc>
+        <w:tc>
+          <w:tcPr>
+            <w:tcW w:type="dxa" w:w="1850"/>
+            <w:shd w:fill="F5F5F5" w:val="clear"/>
+            <w:tcMar>
+              <w:top w:type="dxa" w:w="60"/>
+              <w:left w:type="dxa" w:w="100"/>
+              <w:bottom w:type="dxa" w:w="60"/>
+              <w:right w:type="dxa" w:w="100"/>
+            </w:tcMar>
+            <w:vAlign w:val="center"/>
+          </w:tcPr>
+          <w:p>
+            <w:pPr>
+              <w:jc w:val="center"/>
+            </w:pPr>
+            <w:r>
+              <w:rPr>
+                <w:b w:val="false"/>
+                <w:bCs w:val="false"/>
+                <w:color w:val="000000"/>
+                <w:sz w:val="19"/>
+                <w:szCs w:val="19"/>
+              </w:rPr>
+              <w:t xml:space="preserve">Reorder +0.6pt</w:t>
+            </w:r>
+          </w:p>
+        </w:tc>
+      </w:tr>
+    </w:tbl>
+    <w:p>
+      <w:pPr>
+        <w:pBdr>
+          <w:left w:val="single" w:color="3C8A4C" w:sz="18"/>
+        </w:pBdr>
+        <w:shd w:fill="EAF3EA" w:val="clear"/>
+        <w:spacing w:after="120" w:before="100"/>
+        <w:ind w:left="150" w:right="100"/>
+      </w:pPr>
+      <w:r>
+        <w:rPr>
+          <w:b/>
+          <w:bCs/>
+          <w:color w:val="1F5C2E"/>
+        </w:rPr>
+        <w:t xml:space="preserve">DATA SHOWS: </w:t>
+      </w:r>
+      <w:r>
+        <w:t xml:space="preserve">The Reorder-margin-below-Preorder gap flagged in Section 3 as 'the wrong direction' has reversed company-wide in the 2026 YTD data: Reorder GM% (48.5%) now exceeds Preorder GM% (43.2%) by +5.3pt, versus a −2.2pt shortfall in FY2025. The core-only (ex-special-account) view is more muted — the gap has closed from −1.5pt to a roughly flat +0.6pt, not flipped decisively — which suggests part of the company-wide reversal is a special-account mix effect (special accounts' Reorder activity is near-zero in both periods, so a shrinking special-account share of Preorder moves the blended average even without genuine per-account improvement at every account). Either way, the direction of travel is the right one, and it's worth testing against Item 2 Section 9's finding that same-franchise Wholesale pricing is flat-to-worse — if Reorder margin is improving without a Reorder price increase, cost, not price, is again the likely driver, consistent with the whole-portfolio COGS finding in that section.</w:t>
+      </w:r>
+    </w:p>
+    <w:p>
+      <w:pPr>
+        <w:spacing w:after="200"/>
+      </w:pPr>
+      <w:r>
+        <w:rPr>
+          <w:i/>
+          <w:iCs/>
+          <w:color w:val="555555"/>
+          <w:sz w:val="18"/>
+          <w:szCs w:val="18"/>
+        </w:rPr>
+        <w:t xml:space="preserve">Core basis excludes the same special-account list used throughout this bridge (XXL SE, XXL NO, Zalando, Zalando Marketplace, China, Stadium Outlet).</w:t>
+      </w:r>
+    </w:p>
+    <w:tbl>
+      <w:tblPr>
+        <w:tblW w:type="dxa" w:w="9350"/>
+        <w:tblBorders>
+          <w:top w:val="single" w:color="auto" w:sz="4"/>
+          <w:left w:val="single" w:color="auto" w:sz="4"/>
+          <w:bottom w:val="single" w:color="auto" w:sz="4"/>
+          <w:right w:val="single" w:color="auto" w:sz="4"/>
+          <w:insideH w:val="single" w:color="auto" w:sz="4"/>
+          <w:insideV w:val="single" w:color="auto" w:sz="4"/>
+        </w:tblBorders>
+      </w:tblPr>
+      <w:tblGrid>
+        <w:gridCol w:w="4700"/>
+        <w:gridCol w:w="2350"/>
+        <w:gridCol w:w="2300"/>
+      </w:tblGrid>
+      <w:tr>
+        <w:trPr>
+          <w:tblHeader/>
+        </w:trPr>
+        <w:tc>
+          <w:tcPr>
+            <w:tcW w:type="dxa" w:w="4700"/>
+            <w:shd w:fill="2F2F2F" w:val="clear"/>
+            <w:tcMar>
+              <w:top w:type="dxa" w:w="60"/>
+              <w:left w:type="dxa" w:w="100"/>
+              <w:bottom w:type="dxa" w:w="60"/>
+              <w:right w:type="dxa" w:w="100"/>
+            </w:tcMar>
+            <w:vAlign w:val="center"/>
+          </w:tcPr>
+          <w:p>
+            <w:pPr>
+              <w:jc w:val="left"/>
+            </w:pPr>
+            <w:r>
+              <w:rPr>
+                <w:b/>
+                <w:bCs/>
+                <w:color w:val="FFFFFF"/>
+                <w:sz w:val="19"/>
+                <w:szCs w:val="19"/>
+              </w:rPr>
+              <w:t xml:space="preserve">Astral GTX @ Intersport, YTD2026</w:t>
+            </w:r>
+          </w:p>
+        </w:tc>
+        <w:tc>
+          <w:tcPr>
+            <w:tcW w:type="dxa" w:w="2350"/>
+            <w:shd w:fill="2F2F2F" w:val="clear"/>
+            <w:tcMar>
+              <w:top w:type="dxa" w:w="60"/>
+              <w:left w:type="dxa" w:w="100"/>
+              <w:bottom w:type="dxa" w:w="60"/>
+              <w:right w:type="dxa" w:w="100"/>
+            </w:tcMar>
+            <w:vAlign w:val="center"/>
+          </w:tcPr>
+          <w:p>
+            <w:pPr>
+              <w:jc w:val="center"/>
+            </w:pPr>
+            <w:r>
+              <w:rPr>
+                <w:b/>
+                <w:bCs/>
+                <w:color w:val="FFFFFF"/>
+                <w:sz w:val="19"/>
+                <w:szCs w:val="19"/>
+              </w:rPr>
+              <w:t xml:space="preserve">Units</w:t>
+            </w:r>
+          </w:p>
+        </w:tc>
+        <w:tc>
+          <w:tcPr>
+            <w:tcW w:type="dxa" w:w="2300"/>
+            <w:shd w:fill="2F2F2F" w:val="clear"/>
+            <w:tcMar>
+              <w:top w:type="dxa" w:w="60"/>
+              <w:left w:type="dxa" w:w="100"/>
+              <w:bottom w:type="dxa" w:w="60"/>
+              <w:right w:type="dxa" w:w="100"/>
+            </w:tcMar>
+            <w:vAlign w:val="center"/>
+          </w:tcPr>
+          <w:p>
+            <w:pPr>
+              <w:jc w:val="center"/>
+            </w:pPr>
+            <w:r>
+              <w:rPr>
+                <w:b/>
+                <w:bCs/>
+                <w:color w:val="FFFFFF"/>
+                <w:sz w:val="19"/>
+                <w:szCs w:val="19"/>
+              </w:rPr>
+              <w:t xml:space="preserve">SEK</w:t>
+            </w:r>
+          </w:p>
+        </w:tc>
+      </w:tr>
+      <w:tr>
+        <w:tc>
+          <w:tcPr>
+            <w:tcW w:type="dxa" w:w="4700"/>
+            <w:tcMar>
+              <w:top w:type="dxa" w:w="60"/>
+              <w:left w:type="dxa" w:w="100"/>
+              <w:bottom w:type="dxa" w:w="60"/>
+              <w:right w:type="dxa" w:w="100"/>
+            </w:tcMar>
+            <w:vAlign w:val="center"/>
+          </w:tcPr>
+          <w:p>
+            <w:pPr>
+              <w:jc w:val="left"/>
+            </w:pPr>
+            <w:r>
+              <w:rPr>
+                <w:b w:val="false"/>
+                <w:bCs w:val="false"/>
+                <w:color w:val="000000"/>
+                <w:sz w:val="19"/>
+                <w:szCs w:val="19"/>
+              </w:rPr>
+              <w:t xml:space="preserve">Preorder</w:t>
+            </w:r>
+          </w:p>
+        </w:tc>
+        <w:tc>
+          <w:tcPr>
+            <w:tcW w:type="dxa" w:w="2350"/>
+            <w:tcMar>
+              <w:top w:type="dxa" w:w="60"/>
+              <w:left w:type="dxa" w:w="100"/>
+              <w:bottom w:type="dxa" w:w="60"/>
+              <w:right w:type="dxa" w:w="100"/>
+            </w:tcMar>
+            <w:vAlign w:val="center"/>
+          </w:tcPr>
+          <w:p>
+            <w:pPr>
+              <w:jc w:val="center"/>
+            </w:pPr>
+            <w:r>
+              <w:rPr>
+                <w:b w:val="false"/>
+                <w:bCs w:val="false"/>
+                <w:color w:val="000000"/>
+                <w:sz w:val="19"/>
+                <w:szCs w:val="19"/>
+              </w:rPr>
+              <w:t xml:space="preserve">586</w:t>
+            </w:r>
+          </w:p>
+        </w:tc>
+        <w:tc>
+          <w:tcPr>
+            <w:tcW w:type="dxa" w:w="2300"/>
+            <w:tcMar>
+              <w:top w:type="dxa" w:w="60"/>
+              <w:left w:type="dxa" w:w="100"/>
+              <w:bottom w:type="dxa" w:w="60"/>
+              <w:right w:type="dxa" w:w="100"/>
+            </w:tcMar>
+            <w:vAlign w:val="center"/>
+          </w:tcPr>
+          <w:p>
+            <w:pPr>
+              <w:jc w:val="center"/>
+            </w:pPr>
+            <w:r>
+              <w:rPr>
+                <w:b w:val="false"/>
+                <w:bCs w:val="false"/>
+                <w:color w:val="000000"/>
+                <w:sz w:val="19"/>
+                <w:szCs w:val="19"/>
+              </w:rPr>
+              <w:t xml:space="preserve">1.06M</w:t>
+            </w:r>
+          </w:p>
+        </w:tc>
+      </w:tr>
+      <w:tr>
+        <w:tc>
+          <w:tcPr>
+            <w:tcW w:type="dxa" w:w="4700"/>
+            <w:shd w:fill="F5F5F5" w:val="clear"/>
+            <w:tcMar>
+              <w:top w:type="dxa" w:w="60"/>
+              <w:left w:type="dxa" w:w="100"/>
+              <w:bottom w:type="dxa" w:w="60"/>
+              <w:right w:type="dxa" w:w="100"/>
+            </w:tcMar>
+            <w:vAlign w:val="center"/>
+          </w:tcPr>
+          <w:p>
+            <w:pPr>
+              <w:jc w:val="left"/>
+            </w:pPr>
+            <w:r>
+              <w:rPr>
+                <w:b w:val="false"/>
+                <w:bCs w:val="false"/>
+                <w:color w:val="000000"/>
+                <w:sz w:val="19"/>
+                <w:szCs w:val="19"/>
+              </w:rPr>
+              <w:t xml:space="preserve">Reorder</w:t>
+            </w:r>
+          </w:p>
+        </w:tc>
+        <w:tc>
+          <w:tcPr>
+            <w:tcW w:type="dxa" w:w="2350"/>
+            <w:shd w:fill="F5F5F5" w:val="clear"/>
+            <w:tcMar>
+              <w:top w:type="dxa" w:w="60"/>
+              <w:left w:type="dxa" w:w="100"/>
+              <w:bottom w:type="dxa" w:w="60"/>
+              <w:right w:type="dxa" w:w="100"/>
+            </w:tcMar>
+            <w:vAlign w:val="center"/>
+          </w:tcPr>
+          <w:p>
+            <w:pPr>
+              <w:jc w:val="center"/>
+            </w:pPr>
+            <w:r>
+              <w:rPr>
+                <w:b w:val="false"/>
+                <w:bCs w:val="false"/>
+                <w:color w:val="000000"/>
+                <w:sz w:val="19"/>
+                <w:szCs w:val="19"/>
+              </w:rPr>
+              <w:t xml:space="preserve">969</w:t>
+            </w:r>
+          </w:p>
+        </w:tc>
+        <w:tc>
+          <w:tcPr>
+            <w:tcW w:type="dxa" w:w="2300"/>
+            <w:shd w:fill="F5F5F5" w:val="clear"/>
+            <w:tcMar>
+              <w:top w:type="dxa" w:w="60"/>
+              <w:left w:type="dxa" w:w="100"/>
+              <w:bottom w:type="dxa" w:w="60"/>
+              <w:right w:type="dxa" w:w="100"/>
+            </w:tcMar>
+            <w:vAlign w:val="center"/>
+          </w:tcPr>
+          <w:p>
+            <w:pPr>
+              <w:jc w:val="center"/>
+            </w:pPr>
+            <w:r>
+              <w:rPr>
+                <w:b w:val="false"/>
+                <w:bCs w:val="false"/>
+                <w:color w:val="000000"/>
+                <w:sz w:val="19"/>
+                <w:szCs w:val="19"/>
+              </w:rPr>
+              <w:t xml:space="preserve">1.57M</w:t>
+            </w:r>
+          </w:p>
+        </w:tc>
+      </w:tr>
+      <w:tr>
+        <w:tc>
+          <w:tcPr>
+            <w:tcW w:type="dxa" w:w="4700"/>
+            <w:tcMar>
+              <w:top w:type="dxa" w:w="60"/>
+              <w:left w:type="dxa" w:w="100"/>
+              <w:bottom w:type="dxa" w:w="60"/>
+              <w:right w:type="dxa" w:w="100"/>
+            </w:tcMar>
+            <w:vAlign w:val="center"/>
+          </w:tcPr>
+          <w:p>
+            <w:pPr>
+              <w:jc w:val="left"/>
+            </w:pPr>
+            <w:r>
+              <w:rPr>
+                <w:b w:val="false"/>
+                <w:bCs w:val="false"/>
+                <w:color w:val="000000"/>
+                <w:sz w:val="19"/>
+                <w:szCs w:val="19"/>
+              </w:rPr>
+              <w:t xml:space="preserve">Closeout</w:t>
+            </w:r>
+          </w:p>
+        </w:tc>
+        <w:tc>
+          <w:tcPr>
+            <w:tcW w:type="dxa" w:w="2350"/>
+            <w:tcMar>
+              <w:top w:type="dxa" w:w="60"/>
+              <w:left w:type="dxa" w:w="100"/>
+              <w:bottom w:type="dxa" w:w="60"/>
+              <w:right w:type="dxa" w:w="100"/>
+            </w:tcMar>
+            <w:vAlign w:val="center"/>
+          </w:tcPr>
+          <w:p>
+            <w:pPr>
+              <w:jc w:val="center"/>
+            </w:pPr>
+            <w:r>
+              <w:rPr>
+                <w:b w:val="false"/>
+                <w:bCs w:val="false"/>
+                <w:color w:val="000000"/>
+                <w:sz w:val="19"/>
+                <w:szCs w:val="19"/>
+              </w:rPr>
+              <w:t xml:space="preserve">63</w:t>
+            </w:r>
+          </w:p>
+        </w:tc>
+        <w:tc>
+          <w:tcPr>
+            <w:tcW w:type="dxa" w:w="2300"/>
+            <w:tcMar>
+              <w:top w:type="dxa" w:w="60"/>
+              <w:left w:type="dxa" w:w="100"/>
+              <w:bottom w:type="dxa" w:w="60"/>
+              <w:right w:type="dxa" w:w="100"/>
+            </w:tcMar>
+            <w:vAlign w:val="center"/>
+          </w:tcPr>
+          <w:p>
+            <w:pPr>
+              <w:jc w:val="center"/>
+            </w:pPr>
+            <w:r>
+              <w:rPr>
+                <w:b w:val="false"/>
+                <w:bCs w:val="false"/>
+                <w:color w:val="000000"/>
+                <w:sz w:val="19"/>
+                <w:szCs w:val="19"/>
+              </w:rPr>
+              <w:t xml:space="preserve">0.05M</w:t>
+            </w:r>
+          </w:p>
+        </w:tc>
+      </w:tr>
+    </w:tbl>
+    <w:p>
+      <w:pPr>
+        <w:pBdr>
+          <w:left w:val="single" w:color="3C8A4C" w:sz="18"/>
+        </w:pBdr>
+        <w:shd w:fill="EAF3EA" w:val="clear"/>
+        <w:spacing w:after="120" w:before="100"/>
+        <w:ind w:left="150" w:right="100"/>
+      </w:pPr>
+      <w:r>
+        <w:rPr>
+          <w:b/>
+          <w:bCs/>
+          <w:color w:val="1F5C2E"/>
+        </w:rPr>
+        <w:t xml:space="preserve">DATA SHOWS: </w:t>
+      </w:r>
+      <w:r>
+        <w:t xml:space="preserve">Section 8's Q2 2026 KA finding flagged a live Astral GTX price increase (~2,700 → 3,200 SEK) that two accounts blamed for lost sell-out volume. At Intersport specifically — already identified in Section 5 as the account that reorders Astral GTX hardest — YTD2026 Reorder units (969) exceed Preorder units (586), with no visible sign of the price increase suppressing reorder volume there. This doesn't clear the pricing question raised in Section 8 (Outnorth and Bever both show real declines) — it says the damage isn't uniform across accounts, and it's worth naming which specific accounts are and aren't absorbing the increase rather than treating Astral GTX pricing as a single yes/no risk.</w:t>
+      </w:r>
+    </w:p>
+    <w:p>
+      <w:pPr>
+        <w:pBdr>
+          <w:left w:val="single" w:color="C97A1A" w:sz="18"/>
+        </w:pBdr>
+        <w:shd w:fill="FCEFDC" w:val="clear"/>
+        <w:spacing w:after="120" w:before="100"/>
+        <w:ind w:left="150" w:right="100"/>
+      </w:pPr>
+      <w:r>
+        <w:rPr>
+          <w:b/>
+          <w:bCs/>
+          <w:color w:val="8A4B00"/>
+        </w:rPr>
+        <w:t xml:space="preserve">NOT ANSWERABLE FROM DATA — ASK: </w:t>
+      </w:r>
+      <w:r>
+        <w:t xml:space="preserve">The Q2 2026 KA report (Section 8) shows Outnorth reorders down −55% and Bever down −91% in H1 2026 — both volume declines — while this YTD2026 extract shows portfolio-wide Reorder margin improving. Both can be true at once (margin per unit up even as volume falls at specific accounts), but it's worth asking Finance/Wholesale directly whether total Reorder volume is up or down company-wide in 2026 — this extract's method (GM% only, no month-level breakdown) can't distinguish 'broad volume-and-margin improvement' from 'shrinking volume mix-shifting toward higher-margin accounts.' Owner: Wholesale Director / FP&amp;A.</w:t>
+      </w:r>
+    </w:p>
+    <w:p>
+      <w:pPr>
+        <w:pStyle w:val="Heading1"/>
+        <w:spacing w:after="160" w:before="320"/>
+      </w:pPr>
+      <w:r>
+        <w:t xml:space="preserve">10. Consolidated open questions</w:t>
       </w:r>
     </w:p>
     <w:tbl>
@@ -6230,6 +7295,89 @@
           </w:p>
         </w:tc>
       </w:tr>
+      <w:tr>
+        <w:tc>
+          <w:tcPr>
+            <w:tcW w:type="dxa" w:w="400"/>
+            <w:tcMar>
+              <w:top w:type="dxa" w:w="60"/>
+              <w:left w:type="dxa" w:w="100"/>
+              <w:bottom w:type="dxa" w:w="60"/>
+              <w:right w:type="dxa" w:w="100"/>
+            </w:tcMar>
+            <w:vAlign w:val="center"/>
+          </w:tcPr>
+          <w:p>
+            <w:pPr>
+              <w:jc w:val="left"/>
+            </w:pPr>
+            <w:r>
+              <w:rPr>
+                <w:b w:val="false"/>
+                <w:bCs w:val="false"/>
+                <w:color w:val="000000"/>
+                <w:sz w:val="19"/>
+                <w:szCs w:val="19"/>
+              </w:rPr>
+              <w:t xml:space="preserve">9</w:t>
+            </w:r>
+          </w:p>
+        </w:tc>
+        <w:tc>
+          <w:tcPr>
+            <w:tcW w:type="dxa" w:w="6550"/>
+            <w:tcMar>
+              <w:top w:type="dxa" w:w="60"/>
+              <w:left w:type="dxa" w:w="100"/>
+              <w:bottom w:type="dxa" w:w="60"/>
+              <w:right w:type="dxa" w:w="100"/>
+            </w:tcMar>
+            <w:vAlign w:val="center"/>
+          </w:tcPr>
+          <w:p>
+            <w:pPr>
+              <w:jc w:val="center"/>
+            </w:pPr>
+            <w:r>
+              <w:rPr>
+                <w:b w:val="false"/>
+                <w:bCs w:val="false"/>
+                <w:color w:val="000000"/>
+                <w:sz w:val="19"/>
+                <w:szCs w:val="19"/>
+              </w:rPr>
+              <w:t xml:space="preserve">Is the 2026 Reorder-vs-Preorder margin reversal (Section 9) genuine broad improvement, or a special-account mix effect layered on top of falling volume at accounts like Outnorth and Bever — and either way, is total Reorder volume up or down company-wide in 2026?</w:t>
+            </w:r>
+          </w:p>
+        </w:tc>
+        <w:tc>
+          <w:tcPr>
+            <w:tcW w:type="dxa" w:w="2400"/>
+            <w:tcMar>
+              <w:top w:type="dxa" w:w="60"/>
+              <w:left w:type="dxa" w:w="100"/>
+              <w:bottom w:type="dxa" w:w="60"/>
+              <w:right w:type="dxa" w:w="100"/>
+            </w:tcMar>
+            <w:vAlign w:val="center"/>
+          </w:tcPr>
+          <w:p>
+            <w:pPr>
+              <w:jc w:val="center"/>
+            </w:pPr>
+            <w:r>
+              <w:rPr>
+                <w:b w:val="false"/>
+                <w:bCs w:val="false"/>
+                <w:color w:val="000000"/>
+                <w:sz w:val="19"/>
+                <w:szCs w:val="19"/>
+              </w:rPr>
+              <w:t xml:space="preserve">Wholesale Director / FP&amp;A</w:t>
+            </w:r>
+          </w:p>
+        </w:tc>
+      </w:tr>
     </w:tbl>
     <w:p>
       <w:pPr>
@@ -6237,7 +7385,7 @@
         <w:spacing w:after="160" w:before="320"/>
       </w:pPr>
       <w:r>
-        <w:t xml:space="preserve">10. Backup data</w:t>
+        <w:t xml:space="preserve">11. Backup data</w:t>
       </w:r>
     </w:p>
     <w:p>
@@ -6250,7 +7398,20 @@
         <w:spacing w:after="80"/>
       </w:pPr>
       <w:r>
-        <w:t xml:space="preserve">bob_item5_wholesale_backup.xlsx — consolidated backup: the Q2 2026 cross-reference one-pager, Q2 2026 market/account/layer sell-in detail, the full 498-account 2025 Preorder/Reorder/Closeout overview, reorder follow-through detail (article and account level), best-reordered-items rankings (all accounts and Intersport), the reorder-DTC correlation dataset, and the lead-lag analysis.</w:t>
+        <w:t xml:space="preserve">bob_item5_wholesale_backup.xlsx — consolidated backup: the Q2 2026 cross-reference one-pager, Q2 2026 market/account/layer sell-in detail, the full 498-account 2025 Preorder/Reorder/Closeout overview, reorder follow-through detail (article and account level), best-reordered-items rankings (all accounts and Intersport), the reorder-DTC correlation dataset, and the lead-lag analysis. Now also includes a 'YTD2026 Preorder-Reorder GM' sheet and an 'Astral GTX @ Intersport YTD2026' sheet, the basis for Section 9.</w:t>
+      </w:r>
+    </w:p>
+    <w:p>
+      <w:pPr>
+        <w:pStyle w:val="ListParagraph"/>
+        <w:numPr>
+          <w:ilvl w:val="0"/>
+          <w:numId w:val="2"/>
+        </w:numPr>
+        <w:spacing w:after="80"/>
+      </w:pPr>
+      <w:r>
+        <w:t xml:space="preserve">bob_salesdata_YTD2026.xlsx — the raw 2026 YTD extract behind Section 9.</w:t>
       </w:r>
     </w:p>
     <w:p>
